--- a/docs/assets/downloads/templates/interior-design-presentation-example.docx
+++ b/docs/assets/downloads/templates/interior-design-presentation-example.docx
@@ -9,7 +9,7 @@
         <w:spacing w:after="140"/>
       </w:pPr>
       <w:r>
-        <w:t xml:space="preserve">Interior design presentation template</w:t>
+        <w:t xml:space="preserve">Interior design presentation storyboard template (DOCX)</w:t>
       </w:r>
     </w:p>
     <w:p>
@@ -25,7 +25,7 @@
         <w:spacing w:after="140"/>
       </w:pPr>
       <w:r>
-        <w:t xml:space="preserve">OpenLintel • Educational planning resource • September 14, 2026</w:t>
+        <w:t xml:space="preserve">OpenLintel • Educational planning resource • September 15, 2026</w:t>
       </w:r>
     </w:p>
     <w:p>
@@ -51,7 +51,7 @@
         <w:spacing w:after="140"/>
       </w:pPr>
       <w:r>
-        <w:t xml:space="preserve">This is a DOCX storyboard, not a PowerPoint deck or an automatic mood-board tool. Replace the image placeholders with your own licensed project visuals and transfer the sequence to your preferred presentation software if needed.</w:t>
+        <w:t xml:space="preserve">This is a DOCX storyboard, not a PowerPoint deck or an automatic mood-board tool. Replace the image placeholders with your own licensed project visuals and transfer the sequence to your preferred presentation software if needed. After presenting, write a separate decision record; do not treat slide comments or image selection as blanket approval.</w:t>
       </w:r>
     </w:p>
     <w:p>

--- a/docs/assets/downloads/templates/interior-design-presentation-example.docx
+++ b/docs/assets/downloads/templates/interior-design-presentation-example.docx
@@ -6,15 +6,15 @@
       <w:pPr>
         <w:pStyle w:val="Title"/>
         <w:keepNext/>
-        <w:spacing w:after="140"/>
-      </w:pPr>
-      <w:r>
-        <w:t xml:space="preserve">Interior design presentation storyboard template (DOCX)</w:t>
-      </w:r>
-    </w:p>
-    <w:p>
-      <w:pPr>
-        <w:spacing w:after="140"/>
+        <w:spacing w:after="100"/>
+      </w:pPr>
+      <w:r>
+        <w:t xml:space="preserve">Interior design presentation templates (PPTX and DOCX)</w:t>
+      </w:r>
+    </w:p>
+    <w:p>
+      <w:pPr>
+        <w:spacing w:after="100"/>
       </w:pPr>
       <w:r>
         <w:t xml:space="preserve">Worked example • Pending review</w:t>
@@ -22,15 +22,15 @@
     </w:p>
     <w:p>
       <w:pPr>
-        <w:spacing w:after="140"/>
-      </w:pPr>
-      <w:r>
-        <w:t xml:space="preserve">OpenLintel • Educational planning resource • September 15, 2026</w:t>
-      </w:r>
-    </w:p>
-    <w:p>
-      <w:pPr>
-        <w:spacing w:after="140"/>
+        <w:spacing w:after="100"/>
+      </w:pPr>
+      <w:r>
+        <w:t xml:space="preserve">OpenLintel • Educational planning resource • September 26, 2026</w:t>
+      </w:r>
+    </w:p>
+    <w:p>
+      <w:pPr>
+        <w:spacing w:after="100"/>
       </w:pPr>
       <w:r>
         <w:t xml:space="preserve">Illustrative teaching extension of The Window Room; not a client record, supplier quote, site survey, or construction-ready document. Pending professional review.</w:t>
@@ -40,7 +40,7 @@
       <w:pPr>
         <w:pStyle w:val="Heading1"/>
         <w:keepNext/>
-        <w:spacing w:after="140"/>
+        <w:spacing w:after="100"/>
       </w:pPr>
       <w:r>
         <w:t xml:space="preserve">How to use</w:t>
@@ -48,10 +48,10 @@
     </w:p>
     <w:p>
       <w:pPr>
-        <w:spacing w:after="140"/>
-      </w:pPr>
-      <w:r>
-        <w:t xml:space="preserve">This is a DOCX storyboard, not a PowerPoint deck or an automatic mood-board tool. Replace the image placeholders with your own licensed project visuals and transfer the sequence to your preferred presentation software if needed. After presenting, write a separate decision record; do not treat slide comments or image selection as blanket approval.</w:t>
+        <w:spacing w:after="100"/>
+      </w:pPr>
+      <w:r>
+        <w:t xml:space="preserve">Download the blank PPTX and replace its editable text, palette swatches, diagram shapes and image placeholders. The worked PPTX and PDF preview show the illustrative Window Room. The companion DOCX is a planning storyboard. You can also import the PPTX into Google Slides; check fonts, image crops and line breaks again after adding your own material. After presenting, write a separate decision record; do not treat slide comments or image selection as blanket approval.</w:t>
       </w:r>
     </w:p>
     <w:p>
@@ -61,7 +61,7 @@
           <w:ilvl w:val="0"/>
           <w:numId w:val="1"/>
         </w:numPr>
-        <w:spacing w:after="140"/>
+        <w:spacing w:after="100"/>
       </w:pPr>
       <w:r>
         <w:t xml:space="preserve">Write the decision request before arranging images.</w:t>
@@ -74,7 +74,7 @@
           <w:ilvl w:val="0"/>
           <w:numId w:val="1"/>
         </w:numPr>
-        <w:spacing w:after="140"/>
+        <w:spacing w:after="100"/>
       </w:pPr>
       <w:r>
         <w:t xml:space="preserve">Use consistent references and comparable views for alternatives.</w:t>
@@ -87,7 +87,7 @@
           <w:ilvl w:val="0"/>
           <w:numId w:val="1"/>
         </w:numPr>
-        <w:spacing w:after="140"/>
+        <w:spacing w:after="100"/>
       </w:pPr>
       <w:r>
         <w:t xml:space="preserve">Record feedback against the relevant decision rather than relying on presentation notes alone.</w:t>
@@ -97,7 +97,7 @@
       <w:pPr>
         <w:pStyle w:val="Heading1"/>
         <w:keepNext/>
-        <w:spacing w:after="140"/>
+        <w:spacing w:after="100"/>
       </w:pPr>
       <w:r>
         <w:t xml:space="preserve">Review before use</w:t>
@@ -110,7 +110,7 @@
           <w:ilvl w:val="0"/>
           <w:numId w:val="1"/>
         </w:numPr>
-        <w:spacing w:after="140"/>
+        <w:spacing w:after="100"/>
       </w:pPr>
       <w:r>
         <w:t xml:space="preserve">Do not request blanket approval of a mixed-status package.</w:t>
@@ -123,7 +123,7 @@
           <w:ilvl w:val="0"/>
           <w:numId w:val="1"/>
         </w:numPr>
-        <w:spacing w:after="140"/>
+        <w:spacing w:after="100"/>
       </w:pPr>
       <w:r>
         <w:t xml:space="preserve">Do not hide unresolved cost or dimensional questions behind polished visuals.</w:t>
@@ -136,7 +136,7 @@
           <w:ilvl w:val="0"/>
           <w:numId w:val="1"/>
         </w:numPr>
-        <w:spacing w:after="140"/>
+        <w:spacing w:after="100"/>
       </w:pPr>
       <w:r>
         <w:t xml:space="preserve">Do not label concept imagery as completed client work.</w:t>
@@ -144,7 +144,7 @@
     </w:p>
     <w:p>
       <w:pPr>
-        <w:spacing w:after="140"/>
+        <w:spacing w:after="100"/>
       </w:pPr>
       <w:r>
         <w:t xml:space="preserve">Replace illustrative information with verified project records. No approval, legal agreement, or construction readiness is represented. Keep completed client documents in your own secure system.</w:t>
@@ -155,7 +155,7 @@
         <w:pStyle w:val="Heading1"/>
         <w:keepNext/>
         <w:pageBreakBefore/>
-        <w:spacing w:after="140"/>
+        <w:spacing w:after="100"/>
       </w:pPr>
       <w:r>
         <w:t xml:space="preserve">Illustrative worked example</w:t>
@@ -165,7 +165,7 @@
       <w:pPr>
         <w:pStyle w:val="Heading2"/>
         <w:keepNext/>
-        <w:spacing w:after="140"/>
+        <w:spacing w:after="100"/>
       </w:pPr>
       <w:r>
         <w:t xml:space="preserve">Opening: purpose of the review</w:t>
@@ -174,7 +174,7 @@
     <w:p>
       <w:pPr>
         <w:keepNext/>
-        <w:spacing w:after="140"/>
+        <w:spacing w:after="100"/>
       </w:pPr>
       <w:r>
         <w:t xml:space="preserve">Explain what the client is being asked to decide today and what is not yet ready for approval.</w:t>
@@ -182,7 +182,7 @@
     </w:p>
     <w:p>
       <w:pPr>
-        <w:spacing w:after="140"/>
+        <w:spacing w:after="100"/>
       </w:pPr>
       <w:r>
         <w:t xml:space="preserve">Review the illustrative material direction for The Window Room; no procurement or construction approval requested.</w:t>
@@ -192,7 +192,7 @@
       <w:pPr>
         <w:pStyle w:val="Heading2"/>
         <w:keepNext/>
-        <w:spacing w:after="140"/>
+        <w:spacing w:after="100"/>
       </w:pPr>
       <w:r>
         <w:t xml:space="preserve">Brief recap</w:t>
@@ -201,7 +201,7 @@
     <w:p>
       <w:pPr>
         <w:keepNext/>
-        <w:spacing w:after="140"/>
+        <w:spacing w:after="100"/>
       </w:pPr>
       <w:r>
         <w:t xml:space="preserve">Show the essential needs and retained conditions before proposing a solution.</w:t>
@@ -209,7 +209,7 @@
     </w:p>
     <w:p>
       <w:pPr>
-        <w:spacing w:after="140"/>
+        <w:spacing w:after="100"/>
       </w:pPr>
       <w:r>
         <w:t xml:space="preserve">Reading, conversation, and storage; retain existing oak floor and opening positions.</w:t>
@@ -219,7 +219,7 @@
       <w:pPr>
         <w:pStyle w:val="Heading2"/>
         <w:keepNext/>
-        <w:spacing w:after="140"/>
+        <w:spacing w:after="100"/>
       </w:pPr>
       <w:r>
         <w:t xml:space="preserve">Existing information</w:t>
@@ -228,7 +228,7 @@
     <w:p>
       <w:pPr>
         <w:keepNext/>
-        <w:spacing w:after="140"/>
+        <w:spacing w:after="100"/>
       </w:pPr>
       <w:r>
         <w:t xml:space="preserve">Place a plan or survey image with its source and status clearly labeled.</w:t>
@@ -236,7 +236,7 @@
     </w:p>
     <w:p>
       <w:pPr>
-        <w:spacing w:after="140"/>
+        <w:spacing w:after="100"/>
       </w:pPr>
       <w:r>
         <w:t xml:space="preserve">[Insert verified project information here.] The sample has nominal dimensions only; concept imagery is not a survey.</w:t>
@@ -246,7 +246,7 @@
       <w:pPr>
         <w:pStyle w:val="Heading2"/>
         <w:keepNext/>
-        <w:spacing w:after="140"/>
+        <w:spacing w:after="100"/>
       </w:pPr>
       <w:r>
         <w:t xml:space="preserve">Selected direction</w:t>
@@ -255,7 +255,7 @@
     <w:p>
       <w:pPr>
         <w:keepNext/>
-        <w:spacing w:after="140"/>
+        <w:spacing w:after="100"/>
       </w:pPr>
       <w:r>
         <w:t xml:space="preserve">Place the concept image and explain how the proposal responds to the brief.</w:t>
@@ -263,7 +263,7 @@
     </w:p>
     <w:p>
       <w:pPr>
-        <w:spacing w:after="140"/>
+        <w:spacing w:after="100"/>
       </w:pPr>
       <w:r>
         <w:t xml:space="preserve">[Insert Quiet Oak concept image.] Pale oak, mineral walls, and linen support the selected calm direction. AI-generated concept illustration.</w:t>
@@ -273,7 +273,7 @@
       <w:pPr>
         <w:pStyle w:val="Heading2"/>
         <w:keepNext/>
-        <w:spacing w:after="140"/>
+        <w:spacing w:after="100"/>
       </w:pPr>
       <w:r>
         <w:t xml:space="preserve">Alternative and tradeoff</w:t>
@@ -282,7 +282,7 @@
     <w:p>
       <w:pPr>
         <w:keepNext/>
-        <w:spacing w:after="140"/>
+        <w:spacing w:after="100"/>
       </w:pPr>
       <w:r>
         <w:t xml:space="preserve">Compare a specific decision on equal terms; do not change multiple constraints invisibly.</w:t>
@@ -290,7 +290,7 @@
     </w:p>
     <w:p>
       <w:pPr>
-        <w:spacing w:after="140"/>
+        <w:spacing w:after="100"/>
       </w:pPr>
       <w:r>
         <w:t xml:space="preserve">[Insert Deep Olive comparison image.] Darker joinery and olive upholstery are an alternative study, not the downstream selection.</w:t>
@@ -300,7 +300,7 @@
       <w:pPr>
         <w:pStyle w:val="Heading2"/>
         <w:keepNext/>
-        <w:spacing w:after="140"/>
+        <w:spacing w:after="100"/>
       </w:pPr>
       <w:r>
         <w:t xml:space="preserve">Layout and references</w:t>
@@ -309,7 +309,7 @@
     <w:p>
       <w:pPr>
         <w:keepNext/>
-        <w:spacing w:after="140"/>
+        <w:spacing w:after="100"/>
       </w:pPr>
       <w:r>
         <w:t xml:space="preserve">Show a readable plan and identify the items discussed. Label the drawing’s status.</w:t>
@@ -317,7 +317,7 @@
     </w:p>
     <w:p>
       <w:pPr>
-        <w:spacing w:after="140"/>
+        <w:spacing w:after="100"/>
       </w:pPr>
       <w:r>
         <w:t xml:space="preserve">[Insert WR-01 sample plan.] F-01 sofa, F-02 reading chair, and J-01 storage remain illustrative and pending review.</w:t>
@@ -327,7 +327,7 @@
       <w:pPr>
         <w:pStyle w:val="Heading2"/>
         <w:keepNext/>
-        <w:spacing w:after="140"/>
+        <w:spacing w:after="100"/>
       </w:pPr>
       <w:r>
         <w:t xml:space="preserve">Materials and open questions</w:t>
@@ -336,7 +336,7 @@
     <w:p>
       <w:pPr>
         <w:keepNext/>
-        <w:spacing w:after="140"/>
+        <w:spacing w:after="100"/>
       </w:pPr>
       <w:r>
         <w:t xml:space="preserve">Separate the proposed visual palette from verified product selections.</w:t>
@@ -344,7 +344,7 @@
     </w:p>
     <w:p>
       <w:pPr>
-        <w:spacing w:after="140"/>
+        <w:spacing w:after="100"/>
       </w:pPr>
       <w:r>
         <w:t xml:space="preserve">FIN-01 floor retained; FIN-02 wall area to survey; final F-01 model not specified.</w:t>
@@ -354,7 +354,7 @@
       <w:pPr>
         <w:pStyle w:val="Heading2"/>
         <w:keepNext/>
-        <w:spacing w:after="140"/>
+        <w:spacing w:after="100"/>
       </w:pPr>
       <w:r>
         <w:t xml:space="preserve">Decision and next steps</w:t>
@@ -363,7 +363,7 @@
     <w:p>
       <w:pPr>
         <w:keepNext/>
-        <w:spacing w:after="140"/>
+        <w:spacing w:after="100"/>
       </w:pPr>
       <w:r>
         <w:t xml:space="preserve">List the requested decision, person responsible, and information needed for the next review.</w:t>
@@ -371,7 +371,7 @@
     </w:p>
     <w:p>
       <w:pPr>
-        <w:spacing w:after="140"/>
+        <w:spacing w:after="100"/>
       </w:pPr>
       <w:r>
         <w:t xml:space="preserve">Record feedback on direction, confirm unresolved requirements, and develop verified project information before detailed coordination.</w:t>
@@ -379,7 +379,7 @@
     </w:p>
     <w:sectPr>
       <w:footerReference w:type="default" r:id="rId6"/>
-      <w:pgSz w:w="11906" w:h="16838" w:orient="portrait"/>
+      <w:pgSz w:w="12240" w:h="15840" w:orient="portrait"/>
       <w:pgMar w:top="900" w:right="1000" w:bottom="900" w:left="1000" w:header="708" w:footer="708" w:gutter="0"/>
       <w:pgNumType/>
       <w:docGrid w:linePitch="360"/>
@@ -553,7 +553,7 @@
     </w:rPrDefault>
     <w:pPrDefault>
       <w:pPr>
-        <w:spacing w:line="280"/>
+        <w:spacing w:line="260"/>
       </w:pPr>
     </w:pPrDefault>
   </w:docDefaults>
@@ -590,7 +590,7 @@
     <w:qFormat/>
     <w:pPr>
       <w:keepNext/>
-      <w:spacing w:before="180" w:after="120"/>
+      <w:spacing w:before="140" w:after="100"/>
     </w:pPr>
     <w:rPr>
       <w:rFonts w:ascii="Calibri" w:cs="Calibri" w:eastAsia="Calibri" w:hAnsi="Calibri"/>

--- a/docs/assets/downloads/templates/interior-design-presentation-example.docx
+++ b/docs/assets/downloads/templates/interior-design-presentation-example.docx
@@ -6,7 +6,7 @@
       <w:pPr>
         <w:pStyle w:val="Title"/>
         <w:keepNext/>
-        <w:spacing w:after="100"/>
+        <w:spacing w:after="100" w:line="280" w:lineRule="auto"/>
       </w:pPr>
       <w:r>
         <w:t xml:space="preserve">Interior design presentation templates (PPTX and DOCX)</w:t>
@@ -25,7 +25,7 @@
         <w:spacing w:after="100"/>
       </w:pPr>
       <w:r>
-        <w:t xml:space="preserve">OpenLintel • Educational planning resource • September 26, 2026</w:t>
+        <w:t xml:space="preserve">OpenLintel • Educational planning resource • September 27, 2026</w:t>
       </w:r>
     </w:p>
     <w:p>
